--- a/public/files/real-estate-sale-contract/real-estate-sale-contract.docx
+++ b/public/files/real-estate-sale-contract/real-estate-sale-contract.docx
@@ -4,7 +4,7 @@
   <w:body>
     <w:p>
       <w:pPr>
-        <w:spacing w:after="47" w:before="0" w:line="312" w:lineRule="auto"/>
+        <w:spacing w:after="56" w:before="0" w:line="312" w:lineRule="auto"/>
         <w:jc w:val="center"/>
       </w:pPr>
       <w:r>
@@ -19,7 +19,7 @@
     </w:p>
     <w:p>
       <w:pPr>
-        <w:spacing w:after="118" w:before="0" w:line="312" w:lineRule="auto"/>
+        <w:spacing w:after="140" w:before="0" w:line="312" w:lineRule="auto"/>
         <w:jc w:val="left"/>
         <w:pBdr>
           <w:bottom w:val="single" w:sz="14" w:space="2" w:color="24384F"/>
@@ -35,7 +35,7 @@
     </w:p>
     <w:p>
       <w:pPr>
-        <w:spacing w:after="94" w:before="0" w:line="312" w:lineRule="auto"/>
+        <w:spacing w:after="112" w:before="0" w:line="312" w:lineRule="auto"/>
         <w:jc w:val="center"/>
       </w:pPr>
       <w:r>
@@ -49,7 +49,7 @@
     </w:p>
     <w:p>
       <w:pPr>
-        <w:spacing w:after="47" w:before="94" w:line="312" w:lineRule="auto"/>
+        <w:spacing w:after="56" w:before="112" w:line="312" w:lineRule="auto"/>
         <w:jc w:val="left"/>
         <w:pBdr>
           <w:bottom w:val="single" w:sz="6" w:space="2" w:color="C9D2DD"/>
@@ -92,7 +92,7 @@
       </w:tblGrid>
       <w:tr>
         <w:trPr>
-          <w:trHeight w:val="533" w:hRule="atLeast"/>
+          <w:trHeight w:val="636" w:hRule="atLeast"/>
         </w:trPr>
         <w:tc>
           <w:tcPr>
@@ -153,7 +153,7 @@
       </w:tr>
       <w:tr>
         <w:trPr>
-          <w:trHeight w:val="533" w:hRule="atLeast"/>
+          <w:trHeight w:val="636" w:hRule="atLeast"/>
         </w:trPr>
         <w:tc>
           <w:tcPr>
@@ -320,7 +320,7 @@
       </w:tr>
       <w:tr>
         <w:trPr>
-          <w:trHeight w:val="533" w:hRule="atLeast"/>
+          <w:trHeight w:val="636" w:hRule="atLeast"/>
         </w:trPr>
         <w:tc>
           <w:tcPr>
@@ -487,7 +487,7 @@
       </w:tr>
       <w:tr>
         <w:trPr>
-          <w:trHeight w:val="533" w:hRule="atLeast"/>
+          <w:trHeight w:val="636" w:hRule="atLeast"/>
         </w:trPr>
         <w:tc>
           <w:tcPr>
@@ -658,7 +658,7 @@
     </w:tbl>
     <w:p>
       <w:pPr>
-        <w:spacing w:after="47" w:before="0" w:line="312" w:lineRule="auto"/>
+        <w:spacing w:after="56" w:before="0" w:line="312" w:lineRule="auto"/>
         <w:jc w:val="left"/>
       </w:pPr>
       <w:r>
@@ -671,7 +671,7 @@
     </w:p>
     <w:p>
       <w:pPr>
-        <w:spacing w:after="47" w:before="94" w:line="312" w:lineRule="auto"/>
+        <w:spacing w:after="56" w:before="112" w:line="312" w:lineRule="auto"/>
         <w:jc w:val="left"/>
         <w:pBdr>
           <w:bottom w:val="single" w:sz="6" w:space="2" w:color="C9D2DD"/>
@@ -713,7 +713,7 @@
       </w:tblGrid>
       <w:tr>
         <w:trPr>
-          <w:trHeight w:val="533" w:hRule="atLeast"/>
+          <w:trHeight w:val="636" w:hRule="atLeast"/>
         </w:trPr>
         <w:tc>
           <w:tcPr>
@@ -775,7 +775,7 @@
       </w:tr>
       <w:tr>
         <w:trPr>
-          <w:trHeight w:val="533" w:hRule="atLeast"/>
+          <w:trHeight w:val="636" w:hRule="atLeast"/>
         </w:trPr>
         <w:tc>
           <w:tcPr>
@@ -918,7 +918,7 @@
       </w:tr>
       <w:tr>
         <w:trPr>
-          <w:trHeight w:val="533" w:hRule="atLeast"/>
+          <w:trHeight w:val="636" w:hRule="atLeast"/>
         </w:trPr>
         <w:tc>
           <w:tcPr>
@@ -1061,7 +1061,7 @@
       </w:tr>
       <w:tr>
         <w:trPr>
-          <w:trHeight w:val="533" w:hRule="atLeast"/>
+          <w:trHeight w:val="636" w:hRule="atLeast"/>
         </w:trPr>
         <w:tc>
           <w:tcPr>
@@ -1204,7 +1204,7 @@
       </w:tr>
       <w:tr>
         <w:trPr>
-          <w:trHeight w:val="533" w:hRule="atLeast"/>
+          <w:trHeight w:val="636" w:hRule="atLeast"/>
         </w:trPr>
         <w:tc>
           <w:tcPr>
@@ -1321,7 +1321,7 @@
     </w:tbl>
     <w:p>
       <w:pPr>
-        <w:spacing w:after="47" w:before="0" w:line="312" w:lineRule="auto"/>
+        <w:spacing w:after="56" w:before="0" w:line="312" w:lineRule="auto"/>
         <w:jc w:val="left"/>
       </w:pPr>
       <w:r>
@@ -1334,7 +1334,7 @@
     </w:p>
     <w:p>
       <w:pPr>
-        <w:spacing w:after="47" w:before="118" w:line="312" w:lineRule="auto"/>
+        <w:spacing w:after="56" w:before="140" w:line="312" w:lineRule="auto"/>
         <w:jc w:val="left"/>
       </w:pPr>
       <w:r>
@@ -1348,7 +1348,7 @@
     </w:p>
     <w:p>
       <w:pPr>
-        <w:spacing w:after="47" w:before="0" w:line="312" w:lineRule="auto"/>
+        <w:spacing w:after="56" w:before="0" w:line="312" w:lineRule="auto"/>
         <w:ind w:left="170"/>
         <w:jc w:val="both"/>
       </w:pPr>
@@ -1363,7 +1363,7 @@
     </w:p>
     <w:p>
       <w:pPr>
-        <w:spacing w:after="47" w:before="0" w:line="312" w:lineRule="auto"/>
+        <w:spacing w:after="56" w:before="0" w:line="312" w:lineRule="auto"/>
         <w:ind w:left="170"/>
         <w:jc w:val="both"/>
       </w:pPr>
@@ -1378,7 +1378,7 @@
     </w:p>
     <w:p>
       <w:pPr>
-        <w:spacing w:after="47" w:before="118" w:line="312" w:lineRule="auto"/>
+        <w:spacing w:after="56" w:before="140" w:line="312" w:lineRule="auto"/>
         <w:jc w:val="left"/>
       </w:pPr>
       <w:r>
@@ -1392,7 +1392,7 @@
     </w:p>
     <w:p>
       <w:pPr>
-        <w:spacing w:after="47" w:before="0" w:line="312" w:lineRule="auto"/>
+        <w:spacing w:after="56" w:before="0" w:line="312" w:lineRule="auto"/>
         <w:ind w:left="170"/>
         <w:jc w:val="both"/>
       </w:pPr>
@@ -1407,7 +1407,7 @@
     </w:p>
     <w:p>
       <w:pPr>
-        <w:spacing w:after="47" w:before="0" w:line="312" w:lineRule="auto"/>
+        <w:spacing w:after="56" w:before="0" w:line="312" w:lineRule="auto"/>
         <w:ind w:left="170"/>
         <w:jc w:val="both"/>
       </w:pPr>
@@ -1422,7 +1422,7 @@
     </w:p>
     <w:p>
       <w:pPr>
-        <w:spacing w:after="47" w:before="118" w:line="312" w:lineRule="auto"/>
+        <w:spacing w:after="56" w:before="140" w:line="312" w:lineRule="auto"/>
         <w:jc w:val="left"/>
       </w:pPr>
       <w:r>
@@ -1436,7 +1436,7 @@
     </w:p>
     <w:p>
       <w:pPr>
-        <w:spacing w:after="47" w:before="0" w:line="312" w:lineRule="auto"/>
+        <w:spacing w:after="56" w:before="0" w:line="312" w:lineRule="auto"/>
         <w:ind w:left="170"/>
         <w:jc w:val="both"/>
       </w:pPr>
@@ -1451,7 +1451,7 @@
     </w:p>
     <w:p>
       <w:pPr>
-        <w:spacing w:after="47" w:before="118" w:line="312" w:lineRule="auto"/>
+        <w:spacing w:after="56" w:before="140" w:line="312" w:lineRule="auto"/>
         <w:jc w:val="left"/>
       </w:pPr>
       <w:r>
@@ -1465,7 +1465,7 @@
     </w:p>
     <w:p>
       <w:pPr>
-        <w:spacing w:after="47" w:before="0" w:line="312" w:lineRule="auto"/>
+        <w:spacing w:after="56" w:before="0" w:line="312" w:lineRule="auto"/>
         <w:ind w:left="170"/>
         <w:jc w:val="both"/>
       </w:pPr>
@@ -1480,7 +1480,7 @@
     </w:p>
     <w:p>
       <w:pPr>
-        <w:spacing w:after="47" w:before="0" w:line="312" w:lineRule="auto"/>
+        <w:spacing w:after="56" w:before="0" w:line="312" w:lineRule="auto"/>
         <w:ind w:left="170"/>
         <w:jc w:val="both"/>
       </w:pPr>
@@ -1495,7 +1495,7 @@
     </w:p>
     <w:p>
       <w:pPr>
-        <w:spacing w:after="47" w:before="118" w:line="312" w:lineRule="auto"/>
+        <w:spacing w:after="56" w:before="140" w:line="312" w:lineRule="auto"/>
         <w:jc w:val="left"/>
       </w:pPr>
       <w:r>
@@ -1509,7 +1509,7 @@
     </w:p>
     <w:p>
       <w:pPr>
-        <w:spacing w:after="47" w:before="0" w:line="312" w:lineRule="auto"/>
+        <w:spacing w:after="56" w:before="0" w:line="312" w:lineRule="auto"/>
         <w:ind w:left="170"/>
         <w:jc w:val="both"/>
       </w:pPr>
@@ -1524,7 +1524,7 @@
     </w:p>
     <w:p>
       <w:pPr>
-        <w:spacing w:after="47" w:before="118" w:line="312" w:lineRule="auto"/>
+        <w:spacing w:after="56" w:before="140" w:line="312" w:lineRule="auto"/>
         <w:jc w:val="left"/>
       </w:pPr>
       <w:r>
@@ -1538,7 +1538,7 @@
     </w:p>
     <w:p>
       <w:pPr>
-        <w:spacing w:after="47" w:before="0" w:line="312" w:lineRule="auto"/>
+        <w:spacing w:after="56" w:before="0" w:line="312" w:lineRule="auto"/>
         <w:ind w:left="170"/>
         <w:jc w:val="both"/>
       </w:pPr>
@@ -1553,7 +1553,7 @@
     </w:p>
     <w:p>
       <w:pPr>
-        <w:spacing w:after="47" w:before="0" w:line="312" w:lineRule="auto"/>
+        <w:spacing w:after="56" w:before="0" w:line="312" w:lineRule="auto"/>
         <w:ind w:left="170"/>
         <w:jc w:val="both"/>
       </w:pPr>
@@ -1568,7 +1568,7 @@
     </w:p>
     <w:p>
       <w:pPr>
-        <w:spacing w:after="47" w:before="118" w:line="312" w:lineRule="auto"/>
+        <w:spacing w:after="56" w:before="140" w:line="312" w:lineRule="auto"/>
         <w:jc w:val="left"/>
       </w:pPr>
       <w:r>
@@ -1582,7 +1582,7 @@
     </w:p>
     <w:p>
       <w:pPr>
-        <w:spacing w:after="47" w:before="0" w:line="312" w:lineRule="auto"/>
+        <w:spacing w:after="56" w:before="0" w:line="312" w:lineRule="auto"/>
         <w:ind w:left="170"/>
         <w:jc w:val="both"/>
       </w:pPr>
@@ -1597,7 +1597,7 @@
     </w:p>
     <w:p>
       <w:pPr>
-        <w:spacing w:after="47" w:before="118" w:line="312" w:lineRule="auto"/>
+        <w:spacing w:after="56" w:before="140" w:line="312" w:lineRule="auto"/>
         <w:jc w:val="left"/>
       </w:pPr>
       <w:r>
@@ -1611,7 +1611,7 @@
     </w:p>
     <w:p>
       <w:pPr>
-        <w:spacing w:after="47" w:before="0" w:line="312" w:lineRule="auto"/>
+        <w:spacing w:after="56" w:before="0" w:line="312" w:lineRule="auto"/>
         <w:ind w:left="170"/>
         <w:jc w:val="both"/>
       </w:pPr>
@@ -1626,7 +1626,7 @@
     </w:p>
     <w:p>
       <w:pPr>
-        <w:spacing w:after="47" w:before="94" w:line="312" w:lineRule="auto"/>
+        <w:spacing w:after="56" w:before="112" w:line="312" w:lineRule="auto"/>
         <w:jc w:val="left"/>
         <w:pBdr>
           <w:bottom w:val="single" w:sz="6" w:space="2" w:color="C9D2DD"/>
@@ -1653,7 +1653,7 @@
     </w:p>
     <w:p>
       <w:pPr>
-        <w:spacing w:after="47" w:before="0" w:line="312" w:lineRule="auto"/>
+        <w:spacing w:after="56" w:before="0" w:line="312" w:lineRule="auto"/>
         <w:jc w:val="left"/>
       </w:pPr>
       <w:r>
@@ -1679,7 +1679,7 @@
       </w:tblGrid>
       <w:tr>
         <w:trPr>
-          <w:trHeight w:val="1733" w:hRule="atLeast"/>
+          <w:trHeight w:val="2067" w:hRule="atLeast"/>
         </w:trPr>
         <w:tc>
           <w:tcPr>
@@ -1702,7 +1702,7 @@
               <w:rPr>
                 <w:rFonts w:ascii="Malgun Gothic" w:hAnsi="Malgun Gothic" w:eastAsia="Malgun Gothic" w:cs="Malgun Gothic"/>
                 <w:b w:val="0"/>
-                <w:sz w:val="20"/>
+                <w:sz w:val="19"/>
               </w:rPr>
             </w:r>
           </w:p>
@@ -1711,7 +1711,7 @@
     </w:tbl>
     <w:p>
       <w:pPr>
-        <w:spacing w:after="47" w:before="0" w:line="312" w:lineRule="auto"/>
+        <w:spacing w:after="56" w:before="0" w:line="312" w:lineRule="auto"/>
         <w:jc w:val="left"/>
       </w:pPr>
       <w:r>
@@ -1724,7 +1724,7 @@
     </w:p>
     <w:p>
       <w:pPr>
-        <w:spacing w:after="94" w:before="0" w:line="312" w:lineRule="auto"/>
+        <w:spacing w:after="112" w:before="0" w:line="312" w:lineRule="auto"/>
         <w:jc w:val="both"/>
       </w:pPr>
       <w:r>
@@ -1738,7 +1738,7 @@
     </w:p>
     <w:p>
       <w:pPr>
-        <w:spacing w:after="94" w:before="94" w:line="312" w:lineRule="auto"/>
+        <w:spacing w:after="112" w:before="112" w:line="312" w:lineRule="auto"/>
         <w:jc w:val="center"/>
       </w:pPr>
       <w:r>
@@ -1752,7 +1752,7 @@
     </w:p>
     <w:p>
       <w:pPr>
-        <w:spacing w:after="47" w:before="94" w:line="312" w:lineRule="auto"/>
+        <w:spacing w:after="56" w:before="112" w:line="312" w:lineRule="auto"/>
         <w:jc w:val="left"/>
         <w:pBdr>
           <w:bottom w:val="single" w:sz="6" w:space="2" w:color="C9D2DD"/>
@@ -1795,7 +1795,7 @@
       </w:tblGrid>
       <w:tr>
         <w:trPr>
-          <w:trHeight w:val="533" w:hRule="atLeast"/>
+          <w:trHeight w:val="636" w:hRule="atLeast"/>
         </w:trPr>
         <w:tc>
           <w:tcPr>
@@ -1966,7 +1966,7 @@
       </w:tr>
       <w:tr>
         <w:trPr>
-          <w:trHeight w:val="533" w:hRule="atLeast"/>
+          <w:trHeight w:val="636" w:hRule="atLeast"/>
         </w:trPr>
         <w:tc>
           <w:tcPr>
@@ -2133,7 +2133,7 @@
       </w:tr>
       <w:tr>
         <w:trPr>
-          <w:trHeight w:val="533" w:hRule="atLeast"/>
+          <w:trHeight w:val="636" w:hRule="atLeast"/>
         </w:trPr>
         <w:tc>
           <w:tcPr>
@@ -2304,7 +2304,7 @@
       </w:tr>
       <w:tr>
         <w:trPr>
-          <w:trHeight w:val="533" w:hRule="atLeast"/>
+          <w:trHeight w:val="636" w:hRule="atLeast"/>
         </w:trPr>
         <w:tc>
           <w:tcPr>
@@ -2471,7 +2471,7 @@
       </w:tr>
       <w:tr>
         <w:trPr>
-          <w:trHeight w:val="533" w:hRule="atLeast"/>
+          <w:trHeight w:val="636" w:hRule="atLeast"/>
         </w:trPr>
         <w:tc>
           <w:tcPr>
@@ -2642,7 +2642,7 @@
       </w:tr>
       <w:tr>
         <w:trPr>
-          <w:trHeight w:val="533" w:hRule="atLeast"/>
+          <w:trHeight w:val="636" w:hRule="atLeast"/>
         </w:trPr>
         <w:tc>
           <w:tcPr>
@@ -2810,7 +2810,7 @@
     </w:tbl>
     <w:p>
       <w:pPr>
-        <w:spacing w:after="47" w:before="0" w:line="312" w:lineRule="auto"/>
+        <w:spacing w:after="56" w:before="0" w:line="312" w:lineRule="auto"/>
         <w:jc w:val="left"/>
       </w:pPr>
       <w:r>
@@ -2823,7 +2823,7 @@
     </w:p>
     <w:p>
       <w:pPr>
-        <w:spacing w:after="0" w:before="71" w:line="312" w:lineRule="auto"/>
+        <w:spacing w:after="0" w:before="84" w:line="312" w:lineRule="auto"/>
         <w:jc w:val="left"/>
       </w:pPr>
       <w:r>
